--- a/pr-preview/pr-429/permutation-tests-handout-tracked-changes.docx
+++ b/pr-preview/pr-429/permutation-tests-handout-tracked-changes.docx
@@ -16,7 +16,7 @@
       </w:pPr>
       <w:del w:id="1" w:author="PR Preview" w:date="2026-01-01T00:00:00Z">
         <w:r>
-          <w:delText xml:space="preserve">Last modified: 2026-10-22 11:32:21 (PDT)</w:delText>
+          <w:delText xml:space="preserve">Last modified: 2026-10-22 13:24:46 (PDT)</w:delText>
         </w:r>
       </w:del>
     </w:p>
@@ -26,7 +26,7 @@
       </w:pPr>
       <w:ins w:id="2" w:author="PR Preview" w:date="2026-01-01T00:00:00Z">
         <w:r>
-          <w:t xml:space="preserve">Last modified: 2026-10-22 12:34:18 (PDT)</w:t>
+          <w:t xml:space="preserve">Last modified: 2026-10-22 13:40:01 (PDT)</w:t>
         </w:r>
       </w:ins>
     </w:p>

--- a/pr-preview/pr-429/permutation-tests-handout-tracked-changes.docx
+++ b/pr-preview/pr-429/permutation-tests-handout-tracked-changes.docx
@@ -16,7 +16,7 @@
       </w:pPr>
       <w:del w:id="1" w:author="PR Preview" w:date="2026-01-01T00:00:00Z">
         <w:r>
-          <w:delText xml:space="preserve">Last modified: 2026-10-22 13:24:46 (PDT)</w:delText>
+          <w:delText xml:space="preserve">Last modified: 2026-10-22 15:19:15 (PDT)</w:delText>
         </w:r>
       </w:del>
     </w:p>
@@ -26,7 +26,7 @@
       </w:pPr>
       <w:ins w:id="2" w:author="PR Preview" w:date="2026-01-01T00:00:00Z">
         <w:r>
-          <w:t xml:space="preserve">Last modified: 2026-10-22 13:40:01 (PDT)</w:t>
+          <w:t xml:space="preserve">Last modified: 2026-10-22 15:45:15 (PDT)</w:t>
         </w:r>
       </w:ins>
     </w:p>
@@ -9587,6 +9587,7 @@
               </m:r>
               <m:r>
                 <m:rPr>
+                  <m:scr m:val="double-struck"/>
                   <m:sty m:val="p"/>
                 </m:rPr>
                 <m:t>E</m:t>
@@ -9739,6 +9740,7 @@
                 <m:e>
                   <m:r>
                     <m:rPr>
+                      <m:scr m:val="double-struck"/>
                       <m:sty m:val="p"/>
                     </m:rPr>
                     <m:t>E</m:t>
@@ -9873,6 +9875,7 @@
               </m:f>
               <m:r>
                 <m:rPr>
+                  <m:scr m:val="double-struck"/>
                   <m:sty m:val="p"/>
                 </m:rPr>
                 <m:t>E</m:t>
@@ -10027,6 +10030,7 @@
               </m:f>
               <m:r>
                 <m:rPr>
+                  <m:scr m:val="double-struck"/>
                   <m:sty m:val="p"/>
                 </m:rPr>
                 <m:t>E</m:t>
